--- a/tillsyn/A 60080-2025 tillsynsbegäran.docx
+++ b/tillsyn/A 60080-2025 tillsynsbegäran.docx
@@ -297,7 +297,7 @@
     <w:r>
       <w:tab/>
       <w:tab/>
-      <w:t>2026-06-18</w:t>
+      <w:t>2026-06-19</w:t>
       <w:br/>
       <w:br/>
     </w:r>

--- a/tillsyn/A 60080-2025 tillsynsbegäran.docx
+++ b/tillsyn/A 60080-2025 tillsynsbegäran.docx
@@ -297,7 +297,7 @@
     <w:r>
       <w:tab/>
       <w:tab/>
-      <w:t>2026-06-19</w:t>
+      <w:t>2026-06-20</w:t>
       <w:br/>
       <w:br/>
     </w:r>

--- a/tillsyn/A 60080-2025 tillsynsbegäran.docx
+++ b/tillsyn/A 60080-2025 tillsynsbegäran.docx
@@ -12,10 +12,7 @@
     </w:p>
     <w:p>
       <w:r>
-        <w:t>Detta dokument behandlar höga naturvärden i avverkningsanmälan A 60080-2025 i Härjedalens kommun som inkom 2025-12-02 och omfattar 12,1 ha.</w:t>
-      </w:r>
-      <w:r>
-        <w:t xml:space="preserve"> I Figur 1 visas fyndplatser för naturvårdsarter i området, som finns registrerade på Artportalen.</w:t>
+        <w:t>Denna tillsynsbegäran behandlar höga naturvärden i avverkningsanmälan A 60080-2025 i Härjedalens kommun som inkom 2025-12-02 och omfattar 12,1 ha.</w:t>
       </w:r>
     </w:p>
     <w:p>
@@ -63,7 +60,20 @@
         <w:spacing w:after="240"/>
       </w:pPr>
       <w:r>
-        <w:t>Figur 1. Fyndplatser för naturvårdsarter inom 23 meter från avverkningsanmälan (röd linje). Inom parentes anges rödlistekategorier, S för signalarter, Tför typiska arter och fridlysningsparagrafer i artskyddsförordningen.Markörer utan svart kant är placerade på fyndplatsen. Markörer med svart kant är placerade vid sidan av fyndplatsen och har ett svart streck som visar fyndplatsens exakta position. Kartans mittpunktskoordinat är N 6921161, E 428570 i SWEREF 99 TM.</w:t>
+        <w:t>Figur 1. Fyndplatser för naturvårdsarter inom 23 meter från avverkningsanmälan. Markörer utan svart kant är placerade på fyndplatsen. Markörer med svart kant är placerade vid sidan av fyndplatsen har ett svart streck som visar fyndplatsens exakta position. Kartans mittpunktskoordinat är N 6921161, E 428570 i SWEREF 99 TM.</w:t>
+      </w:r>
+    </w:p>
+    <w:p>
+      <w:r>
+        <w:t>Inom 23 meter från avverkningsanmälan finns fynd av 3 naturvårdsarter, varav 1 är rödlistad, 1 är fridlyst, 2 är typiska (T) och 1 är signalart (S): skuggblåslav (NT, T), mussellav (S, T) och utter (§4a). Se Figur 1.</w:t>
+      </w:r>
+    </w:p>
+    <w:p>
+      <w:pPr>
+        <w:pStyle w:val="Heading1"/>
+      </w:pPr>
+      <w:r>
+        <w:t>Tillsynsbegäran</w:t>
       </w:r>
     </w:p>
     <w:p>
@@ -77,47 +87,36 @@
       </w:r>
     </w:p>
     <w:p>
-      <w:r>
-        <w:t>Nedan beskrivs fynd av naturvårdsarter och fridlysta arter som gjorts i det avverkningsanmälda området.</w:t>
-      </w:r>
-    </w:p>
-    <w:p>
       <w:pPr>
         <w:pStyle w:val="Heading1"/>
       </w:pPr>
       <w:r>
-        <w:t>Naturvårdsarter</w:t>
+        <w:t>Naturvårdsarter och fridlysta arter</w:t>
       </w:r>
     </w:p>
     <w:p>
       <w:r>
-        <w:t>Inom 23 meter från avverkningsanmälan har följande 3 naturvårdsarter hittats: skuggblåslav (NT, T), mussellav (S, T) och utter (§4a). Av dessa är 1 rödlistade. För rödlistade arter har rödlistekategorin angivits inom parentes. Arter som är signalarter enligt Skogsstyrelsen har markerats med (S). Typiska arter inom Natura 2000 som är kopplade till skogsekosystem har markerats med (T). För fridlysta arter anges även paragrafen i Artskyddsförordningen som arten är fridlyst enligt.</w:t>
+        <w:t>Nedan följer beskrivningar av de naturvårdsarter och fridlysta arter som har sina livsmiljöer och växtplatser i den avverkningsanmälda skogen. De påträffade naturvårdsarterna är ett tydligt kvitto på att det rör sig om en skog med höga naturvärden.</w:t>
       </w:r>
     </w:p>
     <w:p>
       <w:r>
-        <w:t>De påträffade naturvårdsarterna är ett tydligt kvitto på att det rör sig om en skog med höga naturvärden.</w:t>
+        <w:rPr>
+          <w:b/>
+        </w:rPr>
+        <w:t>Skuggblåslav (NT)</w:t>
       </w:r>
-    </w:p>
-    <w:p>
-      <w:pPr>
-        <w:pStyle w:val="Heading2"/>
-      </w:pPr>
       <w:r>
-        <w:t>Fridlysta arter</w:t>
+        <w:t xml:space="preserve"> växer på silikatsten eller gamla träd i äldre naturskogar med hög luftfuktighet. Den påverkas negativt av brist på kontinuitetsskog och minskningstakten för arten bedöms vara nära gränsvärdet för sårbar (VU). Skuggblåslav är typisk art för </w:t>
       </w:r>
-    </w:p>
-    <w:p>
       <w:r>
-        <w:t>Följande fridlysta arter har sina livsmiljöer och växtplatser i den avverkningsanmälda skogen: utter (§4a).</w:t>
+        <w:rPr>
+          <w:i/>
+        </w:rPr>
+        <w:t xml:space="preserve">9010 Taiga </w:t>
       </w:r>
-    </w:p>
-    <w:p>
-      <w:pPr>
-        <w:pStyle w:val="Heading2"/>
-      </w:pPr>
       <w:r>
-        <w:t>Övriga naturvårdsarter</w:t>
+        <w:t>(Nitare &amp; Skogsstyrelsen, 2019; SLU Artdatabanken, 2026).</w:t>
       </w:r>
     </w:p>
     <w:p>
@@ -147,26 +146,6 @@
       </w:r>
       <w:r>
         <w:t>(SLU Artdatabanken, 2024).</w:t>
-      </w:r>
-    </w:p>
-    <w:p>
-      <w:r>
-        <w:rPr>
-          <w:b/>
-        </w:rPr>
-        <w:t>Skuggblåslav (NT)</w:t>
-      </w:r>
-      <w:r>
-        <w:t xml:space="preserve"> växer på silikatsten eller gamla träd i äldre naturskogar med hög luftfuktighet. Den påverkas negativt av brist på kontinuitetsskog och minskningstakten för arten bedöms vara nära gränsvärdet för sårbar (VU). Skuggblåslav är typisk art för </w:t>
-      </w:r>
-      <w:r>
-        <w:rPr>
-          <w:i/>
-        </w:rPr>
-        <w:t xml:space="preserve">9010 Taiga </w:t>
-      </w:r>
-      <w:r>
-        <w:t>(Nitare &amp; Skogsstyrelsen, 2019; SLU Artdatabanken, 2026).</w:t>
       </w:r>
     </w:p>
     <w:sectPr>
@@ -297,7 +276,7 @@
     <w:r>
       <w:tab/>
       <w:tab/>
-      <w:t>2026-06-20</w:t>
+      <w:t>2026-06-21</w:t>
       <w:br/>
       <w:br/>
     </w:r>

--- a/tillsyn/A 60080-2025 tillsynsbegäran.docx
+++ b/tillsyn/A 60080-2025 tillsynsbegäran.docx
@@ -276,7 +276,7 @@
     <w:r>
       <w:tab/>
       <w:tab/>
-      <w:t>2026-06-21</w:t>
+      <w:t>2026-06-22</w:t>
       <w:br/>
       <w:br/>
     </w:r>

--- a/tillsyn/A 60080-2025 tillsynsbegäran.docx
+++ b/tillsyn/A 60080-2025 tillsynsbegäran.docx
@@ -276,7 +276,7 @@
     <w:r>
       <w:tab/>
       <w:tab/>
-      <w:t>2026-06-22</w:t>
+      <w:t>2026-06-23</w:t>
       <w:br/>
       <w:br/>
     </w:r>

--- a/tillsyn/A 60080-2025 tillsynsbegäran.docx
+++ b/tillsyn/A 60080-2025 tillsynsbegäran.docx
@@ -276,7 +276,7 @@
     <w:r>
       <w:tab/>
       <w:tab/>
-      <w:t>2026-06-23</w:t>
+      <w:t>2026-06-24</w:t>
       <w:br/>
       <w:br/>
     </w:r>

--- a/tillsyn/A 60080-2025 tillsynsbegäran.docx
+++ b/tillsyn/A 60080-2025 tillsynsbegäran.docx
@@ -276,7 +276,7 @@
     <w:r>
       <w:tab/>
       <w:tab/>
-      <w:t>2026-06-24</w:t>
+      <w:t>2026-06-25</w:t>
       <w:br/>
       <w:br/>
     </w:r>

--- a/tillsyn/A 60080-2025 tillsynsbegäran.docx
+++ b/tillsyn/A 60080-2025 tillsynsbegäran.docx
@@ -276,7 +276,7 @@
     <w:r>
       <w:tab/>
       <w:tab/>
-      <w:t>2026-06-25</w:t>
+      <w:t>2026-06-26</w:t>
       <w:br/>
       <w:br/>
     </w:r>

--- a/tillsyn/A 60080-2025 tillsynsbegäran.docx
+++ b/tillsyn/A 60080-2025 tillsynsbegäran.docx
@@ -276,7 +276,7 @@
     <w:r>
       <w:tab/>
       <w:tab/>
-      <w:t>2026-06-26</w:t>
+      <w:t>2026-06-27</w:t>
       <w:br/>
       <w:br/>
     </w:r>

--- a/tillsyn/A 60080-2025 tillsynsbegäran.docx
+++ b/tillsyn/A 60080-2025 tillsynsbegäran.docx
@@ -276,7 +276,7 @@
     <w:r>
       <w:tab/>
       <w:tab/>
-      <w:t>2026-06-27</w:t>
+      <w:t>2026-06-28</w:t>
       <w:br/>
       <w:br/>
     </w:r>

--- a/tillsyn/A 60080-2025 tillsynsbegäran.docx
+++ b/tillsyn/A 60080-2025 tillsynsbegäran.docx
@@ -276,7 +276,7 @@
     <w:r>
       <w:tab/>
       <w:tab/>
-      <w:t>2026-06-28</w:t>
+      <w:t>2026-06-29</w:t>
       <w:br/>
       <w:br/>
     </w:r>

--- a/tillsyn/A 60080-2025 tillsynsbegäran.docx
+++ b/tillsyn/A 60080-2025 tillsynsbegäran.docx
@@ -276,7 +276,7 @@
     <w:r>
       <w:tab/>
       <w:tab/>
-      <w:t>2026-06-29</w:t>
+      <w:t>2026-06-30</w:t>
       <w:br/>
       <w:br/>
     </w:r>

--- a/tillsyn/A 60080-2025 tillsynsbegäran.docx
+++ b/tillsyn/A 60080-2025 tillsynsbegäran.docx
@@ -276,7 +276,7 @@
     <w:r>
       <w:tab/>
       <w:tab/>
-      <w:t>2026-06-30</w:t>
+      <w:t>2026-07-01</w:t>
       <w:br/>
       <w:br/>
     </w:r>

--- a/tillsyn/A 60080-2025 tillsynsbegäran.docx
+++ b/tillsyn/A 60080-2025 tillsynsbegäran.docx
@@ -276,7 +276,7 @@
     <w:r>
       <w:tab/>
       <w:tab/>
-      <w:t>2026-07-01</w:t>
+      <w:t>2026-07-02</w:t>
       <w:br/>
       <w:br/>
     </w:r>

--- a/tillsyn/A 60080-2025 tillsynsbegäran.docx
+++ b/tillsyn/A 60080-2025 tillsynsbegäran.docx
@@ -276,7 +276,7 @@
     <w:r>
       <w:tab/>
       <w:tab/>
-      <w:t>2026-07-13</w:t>
+      <w:t>2026-07-14</w:t>
       <w:br/>
       <w:br/>
     </w:r>

--- a/tillsyn/A 60080-2025 tillsynsbegäran.docx
+++ b/tillsyn/A 60080-2025 tillsynsbegäran.docx
@@ -276,7 +276,7 @@
     <w:r>
       <w:tab/>
       <w:tab/>
-      <w:t>2026-07-14</w:t>
+      <w:t>2026-07-15</w:t>
       <w:br/>
       <w:br/>
     </w:r>

--- a/tillsyn/A 60080-2025 tillsynsbegäran.docx
+++ b/tillsyn/A 60080-2025 tillsynsbegäran.docx
@@ -276,7 +276,7 @@
     <w:r>
       <w:tab/>
       <w:tab/>
-      <w:t>2026-07-15</w:t>
+      <w:t>2026-07-16</w:t>
       <w:br/>
       <w:br/>
     </w:r>

--- a/tillsyn/A 60080-2025 tillsynsbegäran.docx
+++ b/tillsyn/A 60080-2025 tillsynsbegäran.docx
@@ -276,7 +276,7 @@
     <w:r>
       <w:tab/>
       <w:tab/>
-      <w:t>2026-07-16</w:t>
+      <w:t>2026-07-17</w:t>
       <w:br/>
       <w:br/>
     </w:r>

--- a/tillsyn/A 60080-2025 tillsynsbegäran.docx
+++ b/tillsyn/A 60080-2025 tillsynsbegäran.docx
@@ -276,7 +276,7 @@
     <w:r>
       <w:tab/>
       <w:tab/>
-      <w:t>2026-07-17</w:t>
+      <w:t>2026-07-18</w:t>
       <w:br/>
       <w:br/>
     </w:r>

--- a/tillsyn/A 60080-2025 tillsynsbegäran.docx
+++ b/tillsyn/A 60080-2025 tillsynsbegäran.docx
@@ -276,7 +276,7 @@
     <w:r>
       <w:tab/>
       <w:tab/>
-      <w:t>2026-07-18</w:t>
+      <w:t>2026-07-19</w:t>
       <w:br/>
       <w:br/>
     </w:r>

--- a/tillsyn/A 60080-2025 tillsynsbegäran.docx
+++ b/tillsyn/A 60080-2025 tillsynsbegäran.docx
@@ -276,7 +276,7 @@
     <w:r>
       <w:tab/>
       <w:tab/>
-      <w:t>2026-07-19</w:t>
+      <w:t>2026-07-20</w:t>
       <w:br/>
       <w:br/>
     </w:r>

--- a/tillsyn/A 60080-2025 tillsynsbegäran.docx
+++ b/tillsyn/A 60080-2025 tillsynsbegäran.docx
@@ -276,7 +276,7 @@
     <w:r>
       <w:tab/>
       <w:tab/>
-      <w:t>2026-07-20</w:t>
+      <w:t>2026-07-21</w:t>
       <w:br/>
       <w:br/>
     </w:r>

--- a/tillsyn/A 60080-2025 tillsynsbegäran.docx
+++ b/tillsyn/A 60080-2025 tillsynsbegäran.docx
@@ -276,7 +276,7 @@
     <w:r>
       <w:tab/>
       <w:tab/>
-      <w:t>2026-07-21</w:t>
+      <w:t>2026-07-22</w:t>
       <w:br/>
       <w:br/>
     </w:r>

--- a/tillsyn/A 60080-2025 tillsynsbegäran.docx
+++ b/tillsyn/A 60080-2025 tillsynsbegäran.docx
@@ -276,7 +276,7 @@
     <w:r>
       <w:tab/>
       <w:tab/>
-      <w:t>2026-07-22</w:t>
+      <w:t>2026-07-23</w:t>
       <w:br/>
       <w:br/>
     </w:r>

--- a/tillsyn/A 60080-2025 tillsynsbegäran.docx
+++ b/tillsyn/A 60080-2025 tillsynsbegäran.docx
@@ -276,7 +276,7 @@
     <w:r>
       <w:tab/>
       <w:tab/>
-      <w:t>2026-07-23</w:t>
+      <w:t>2026-07-24</w:t>
       <w:br/>
       <w:br/>
     </w:r>

--- a/tillsyn/A 60080-2025 tillsynsbegäran.docx
+++ b/tillsyn/A 60080-2025 tillsynsbegäran.docx
@@ -276,7 +276,7 @@
     <w:r>
       <w:tab/>
       <w:tab/>
-      <w:t>2026-07-24</w:t>
+      <w:t>2026-07-25</w:t>
       <w:br/>
       <w:br/>
     </w:r>

--- a/tillsyn/A 60080-2025 tillsynsbegäran.docx
+++ b/tillsyn/A 60080-2025 tillsynsbegäran.docx
@@ -276,7 +276,7 @@
     <w:r>
       <w:tab/>
       <w:tab/>
-      <w:t>2026-07-25</w:t>
+      <w:t>2026-07-26</w:t>
       <w:br/>
       <w:br/>
     </w:r>

--- a/tillsyn/A 60080-2025 tillsynsbegäran.docx
+++ b/tillsyn/A 60080-2025 tillsynsbegäran.docx
@@ -276,7 +276,7 @@
     <w:r>
       <w:tab/>
       <w:tab/>
-      <w:t>2026-07-26</w:t>
+      <w:t>2026-07-27</w:t>
       <w:br/>
       <w:br/>
     </w:r>

--- a/tillsyn/A 60080-2025 tillsynsbegäran.docx
+++ b/tillsyn/A 60080-2025 tillsynsbegäran.docx
@@ -276,7 +276,7 @@
     <w:r>
       <w:tab/>
       <w:tab/>
-      <w:t>2026-07-27</w:t>
+      <w:t>2026-07-28</w:t>
       <w:br/>
       <w:br/>
     </w:r>

--- a/tillsyn/A 60080-2025 tillsynsbegäran.docx
+++ b/tillsyn/A 60080-2025 tillsynsbegäran.docx
@@ -276,7 +276,7 @@
     <w:r>
       <w:tab/>
       <w:tab/>
-      <w:t>2026-07-28</w:t>
+      <w:t>2026-07-29</w:t>
       <w:br/>
       <w:br/>
     </w:r>

--- a/tillsyn/A 60080-2025 tillsynsbegäran.docx
+++ b/tillsyn/A 60080-2025 tillsynsbegäran.docx
@@ -276,7 +276,7 @@
     <w:r>
       <w:tab/>
       <w:tab/>
-      <w:t>2026-07-29</w:t>
+      <w:t>2026-07-30</w:t>
       <w:br/>
       <w:br/>
     </w:r>

--- a/tillsyn/A 60080-2025 tillsynsbegäran.docx
+++ b/tillsyn/A 60080-2025 tillsynsbegäran.docx
@@ -276,7 +276,7 @@
     <w:r>
       <w:tab/>
       <w:tab/>
-      <w:t>2026-07-30</w:t>
+      <w:t>2026-07-31</w:t>
       <w:br/>
       <w:br/>
     </w:r>

--- a/tillsyn/A 60080-2025 tillsynsbegäran.docx
+++ b/tillsyn/A 60080-2025 tillsynsbegäran.docx
@@ -276,7 +276,7 @@
     <w:r>
       <w:tab/>
       <w:tab/>
-      <w:t>2026-07-31</w:t>
+      <w:t>2026-08-01</w:t>
       <w:br/>
       <w:br/>
     </w:r>

--- a/tillsyn/A 60080-2025 tillsynsbegäran.docx
+++ b/tillsyn/A 60080-2025 tillsynsbegäran.docx
@@ -276,7 +276,7 @@
     <w:r>
       <w:tab/>
       <w:tab/>
-      <w:t>2026-08-01</w:t>
+      <w:t>2026-08-02</w:t>
       <w:br/>
       <w:br/>
     </w:r>

--- a/tillsyn/A 60080-2025 tillsynsbegäran.docx
+++ b/tillsyn/A 60080-2025 tillsynsbegäran.docx
@@ -276,7 +276,7 @@
     <w:r>
       <w:tab/>
       <w:tab/>
-      <w:t>2026-08-02</w:t>
+      <w:t>2026-08-03</w:t>
       <w:br/>
       <w:br/>
     </w:r>

--- a/tillsyn/A 60080-2025 tillsynsbegäran.docx
+++ b/tillsyn/A 60080-2025 tillsynsbegäran.docx
@@ -276,7 +276,7 @@
     <w:r>
       <w:tab/>
       <w:tab/>
-      <w:t>2026-08-03</w:t>
+      <w:t>2026-08-05</w:t>
       <w:br/>
       <w:br/>
     </w:r>

--- a/tillsyn/A 60080-2025 tillsynsbegäran.docx
+++ b/tillsyn/A 60080-2025 tillsynsbegäran.docx
@@ -276,7 +276,7 @@
     <w:r>
       <w:tab/>
       <w:tab/>
-      <w:t>2026-08-05</w:t>
+      <w:t>2026-08-07</w:t>
       <w:br/>
       <w:br/>
     </w:r>

--- a/tillsyn/A 60080-2025 tillsynsbegäran.docx
+++ b/tillsyn/A 60080-2025 tillsynsbegäran.docx
@@ -276,7 +276,7 @@
     <w:r>
       <w:tab/>
       <w:tab/>
-      <w:t>2026-08-07</w:t>
+      <w:t>2026-08-08</w:t>
       <w:br/>
       <w:br/>
     </w:r>

--- a/tillsyn/A 60080-2025 tillsynsbegäran.docx
+++ b/tillsyn/A 60080-2025 tillsynsbegäran.docx
@@ -60,7 +60,7 @@
         <w:spacing w:after="240"/>
       </w:pPr>
       <w:r>
-        <w:t>Figur 1. Fyndplatser för naturvårdsarter inom 23 meter från avverkningsanmälan. Markörer utan svart kant är placerade på fyndplatsen. Markörer med svart kant är placerade vid sidan av fyndplatsen har ett svart streck som visar fyndplatsens exakta position. Kartans mittpunktskoordinat är N 6921161, E 428570 i SWEREF 99 TM.</w:t>
+        <w:t>Figur 1. Fyndplatser för naturvårdsarter inom 23 meter från avverkningsanmälan. Markörer utan svart kant är placerade på fyndplatsen. Markörer med svart kant är placerade vid sidan av fyndplatsen och har ett svart streck som visar fyndplatsens exakta position. Kartans mittpunktskoordinat är N 6921161, E 428570 i SWEREF 99 TM.</w:t>
       </w:r>
     </w:p>
     <w:p>
@@ -276,7 +276,7 @@
     <w:r>
       <w:tab/>
       <w:tab/>
-      <w:t>2026-08-14</w:t>
+      <w:t>2026-08-15</w:t>
       <w:br/>
       <w:br/>
     </w:r>

--- a/tillsyn/A 60080-2025 tillsynsbegäran.docx
+++ b/tillsyn/A 60080-2025 tillsynsbegäran.docx
@@ -276,7 +276,7 @@
     <w:r>
       <w:tab/>
       <w:tab/>
-      <w:t>2026-08-15</w:t>
+      <w:t>2026-08-16</w:t>
       <w:br/>
       <w:br/>
     </w:r>

--- a/tillsyn/A 60080-2025 tillsynsbegäran.docx
+++ b/tillsyn/A 60080-2025 tillsynsbegäran.docx
@@ -276,7 +276,7 @@
     <w:r>
       <w:tab/>
       <w:tab/>
-      <w:t>2026-08-16</w:t>
+      <w:t>2026-08-17</w:t>
       <w:br/>
       <w:br/>
     </w:r>

--- a/tillsyn/A 60080-2025 tillsynsbegäran.docx
+++ b/tillsyn/A 60080-2025 tillsynsbegäran.docx
@@ -276,7 +276,7 @@
     <w:r>
       <w:tab/>
       <w:tab/>
-      <w:t>2026-08-17</w:t>
+      <w:t>2026-08-18</w:t>
       <w:br/>
       <w:br/>
     </w:r>

--- a/tillsyn/A 60080-2025 tillsynsbegäran.docx
+++ b/tillsyn/A 60080-2025 tillsynsbegäran.docx
@@ -276,7 +276,7 @@
     <w:r>
       <w:tab/>
       <w:tab/>
-      <w:t>2026-08-18</w:t>
+      <w:t>2026-08-19</w:t>
       <w:br/>
       <w:br/>
     </w:r>

--- a/tillsyn/A 60080-2025 tillsynsbegäran.docx
+++ b/tillsyn/A 60080-2025 tillsynsbegäran.docx
@@ -276,7 +276,7 @@
     <w:r>
       <w:tab/>
       <w:tab/>
-      <w:t>2026-08-19</w:t>
+      <w:t>2026-08-20</w:t>
       <w:br/>
       <w:br/>
     </w:r>

--- a/tillsyn/A 60080-2025 tillsynsbegäran.docx
+++ b/tillsyn/A 60080-2025 tillsynsbegäran.docx
@@ -276,7 +276,7 @@
     <w:r>
       <w:tab/>
       <w:tab/>
-      <w:t>2026-08-20</w:t>
+      <w:t>2026-08-21</w:t>
       <w:br/>
       <w:br/>
     </w:r>

--- a/tillsyn/A 60080-2025 tillsynsbegäran.docx
+++ b/tillsyn/A 60080-2025 tillsynsbegäran.docx
@@ -276,7 +276,7 @@
     <w:r>
       <w:tab/>
       <w:tab/>
-      <w:t>2026-08-21</w:t>
+      <w:t>2026-08-22</w:t>
       <w:br/>
       <w:br/>
     </w:r>

--- a/tillsyn/A 60080-2025 tillsynsbegäran.docx
+++ b/tillsyn/A 60080-2025 tillsynsbegäran.docx
@@ -276,7 +276,7 @@
     <w:r>
       <w:tab/>
       <w:tab/>
-      <w:t>2026-08-22</w:t>
+      <w:t>2026-08-23</w:t>
       <w:br/>
       <w:br/>
     </w:r>

--- a/tillsyn/A 60080-2025 tillsynsbegäran.docx
+++ b/tillsyn/A 60080-2025 tillsynsbegäran.docx
@@ -276,7 +276,7 @@
     <w:r>
       <w:tab/>
       <w:tab/>
-      <w:t>2026-08-23</w:t>
+      <w:t>2026-08-24</w:t>
       <w:br/>
       <w:br/>
     </w:r>

--- a/tillsyn/A 60080-2025 tillsynsbegäran.docx
+++ b/tillsyn/A 60080-2025 tillsynsbegäran.docx
@@ -276,7 +276,7 @@
     <w:r>
       <w:tab/>
       <w:tab/>
-      <w:t>2026-08-24</w:t>
+      <w:t>2026-08-25</w:t>
       <w:br/>
       <w:br/>
     </w:r>

--- a/tillsyn/A 60080-2025 tillsynsbegäran.docx
+++ b/tillsyn/A 60080-2025 tillsynsbegäran.docx
@@ -276,7 +276,7 @@
     <w:r>
       <w:tab/>
       <w:tab/>
-      <w:t>2026-08-25</w:t>
+      <w:t>2026-08-26</w:t>
       <w:br/>
       <w:br/>
     </w:r>

--- a/tillsyn/A 60080-2025 tillsynsbegäran.docx
+++ b/tillsyn/A 60080-2025 tillsynsbegäran.docx
@@ -276,7 +276,7 @@
     <w:r>
       <w:tab/>
       <w:tab/>
-      <w:t>2026-08-26</w:t>
+      <w:t>2026-08-27</w:t>
       <w:br/>
       <w:br/>
     </w:r>

--- a/tillsyn/A 60080-2025 tillsynsbegäran.docx
+++ b/tillsyn/A 60080-2025 tillsynsbegäran.docx
@@ -276,7 +276,7 @@
     <w:r>
       <w:tab/>
       <w:tab/>
-      <w:t>2026-08-27</w:t>
+      <w:t>2026-08-28</w:t>
       <w:br/>
       <w:br/>
     </w:r>

--- a/tillsyn/A 60080-2025 tillsynsbegäran.docx
+++ b/tillsyn/A 60080-2025 tillsynsbegäran.docx
@@ -276,7 +276,7 @@
     <w:r>
       <w:tab/>
       <w:tab/>
-      <w:t>2026-08-28</w:t>
+      <w:t>2026-08-29</w:t>
       <w:br/>
       <w:br/>
     </w:r>

--- a/tillsyn/A 60080-2025 tillsynsbegäran.docx
+++ b/tillsyn/A 60080-2025 tillsynsbegäran.docx
@@ -276,7 +276,7 @@
     <w:r>
       <w:tab/>
       <w:tab/>
-      <w:t>2026-08-29</w:t>
+      <w:t>2026-08-31</w:t>
       <w:br/>
       <w:br/>
     </w:r>

--- a/tillsyn/A 60080-2025 tillsynsbegäran.docx
+++ b/tillsyn/A 60080-2025 tillsynsbegäran.docx
@@ -276,7 +276,7 @@
     <w:r>
       <w:tab/>
       <w:tab/>
-      <w:t>2026-08-31</w:t>
+      <w:t>2026-09-01</w:t>
       <w:br/>
       <w:br/>
     </w:r>

--- a/tillsyn/A 60080-2025 tillsynsbegäran.docx
+++ b/tillsyn/A 60080-2025 tillsynsbegäran.docx
@@ -276,7 +276,7 @@
     <w:r>
       <w:tab/>
       <w:tab/>
-      <w:t>2026-09-01</w:t>
+      <w:t>2026-09-02</w:t>
       <w:br/>
       <w:br/>
     </w:r>

--- a/tillsyn/A 60080-2025 tillsynsbegäran.docx
+++ b/tillsyn/A 60080-2025 tillsynsbegäran.docx
@@ -276,7 +276,7 @@
     <w:r>
       <w:tab/>
       <w:tab/>
-      <w:t>2026-09-02</w:t>
+      <w:t>2026-09-03</w:t>
       <w:br/>
       <w:br/>
     </w:r>

--- a/tillsyn/A 60080-2025 tillsynsbegäran.docx
+++ b/tillsyn/A 60080-2025 tillsynsbegäran.docx
@@ -276,7 +276,7 @@
     <w:r>
       <w:tab/>
       <w:tab/>
-      <w:t>2026-09-03</w:t>
+      <w:t>2026-09-04</w:t>
       <w:br/>
       <w:br/>
     </w:r>

--- a/tillsyn/A 60080-2025 tillsynsbegäran.docx
+++ b/tillsyn/A 60080-2025 tillsynsbegäran.docx
@@ -276,7 +276,7 @@
     <w:r>
       <w:tab/>
       <w:tab/>
-      <w:t>2026-09-04</w:t>
+      <w:t>2026-09-05</w:t>
       <w:br/>
       <w:br/>
     </w:r>

--- a/tillsyn/A 60080-2025 tillsynsbegäran.docx
+++ b/tillsyn/A 60080-2025 tillsynsbegäran.docx
@@ -276,7 +276,7 @@
     <w:r>
       <w:tab/>
       <w:tab/>
-      <w:t>2026-09-05</w:t>
+      <w:t>2026-09-06</w:t>
       <w:br/>
       <w:br/>
     </w:r>

--- a/tillsyn/A 60080-2025 tillsynsbegäran.docx
+++ b/tillsyn/A 60080-2025 tillsynsbegäran.docx
@@ -276,7 +276,7 @@
     <w:r>
       <w:tab/>
       <w:tab/>
-      <w:t>2026-09-06</w:t>
+      <w:t>2026-09-07</w:t>
       <w:br/>
       <w:br/>
     </w:r>

--- a/tillsyn/A 60080-2025 tillsynsbegäran.docx
+++ b/tillsyn/A 60080-2025 tillsynsbegäran.docx
@@ -276,7 +276,7 @@
     <w:r>
       <w:tab/>
       <w:tab/>
-      <w:t>2026-09-07</w:t>
+      <w:t>2026-09-08</w:t>
       <w:br/>
       <w:br/>
     </w:r>

--- a/tillsyn/A 60080-2025 tillsynsbegäran.docx
+++ b/tillsyn/A 60080-2025 tillsynsbegäran.docx
@@ -276,7 +276,7 @@
     <w:r>
       <w:tab/>
       <w:tab/>
-      <w:t>2026-09-08</w:t>
+      <w:t>2026-09-09</w:t>
       <w:br/>
       <w:br/>
     </w:r>

--- a/tillsyn/A 60080-2025 tillsynsbegäran.docx
+++ b/tillsyn/A 60080-2025 tillsynsbegäran.docx
@@ -276,7 +276,7 @@
     <w:r>
       <w:tab/>
       <w:tab/>
-      <w:t>2026-09-09</w:t>
+      <w:t>2026-09-10</w:t>
       <w:br/>
       <w:br/>
     </w:r>

--- a/tillsyn/A 60080-2025 tillsynsbegäran.docx
+++ b/tillsyn/A 60080-2025 tillsynsbegäran.docx
@@ -276,7 +276,7 @@
     <w:r>
       <w:tab/>
       <w:tab/>
-      <w:t>2026-09-10</w:t>
+      <w:t>2026-09-11</w:t>
       <w:br/>
       <w:br/>
     </w:r>

--- a/tillsyn/A 60080-2025 tillsynsbegäran.docx
+++ b/tillsyn/A 60080-2025 tillsynsbegäran.docx
@@ -276,7 +276,7 @@
     <w:r>
       <w:tab/>
       <w:tab/>
-      <w:t>2026-09-11</w:t>
+      <w:t>2026-09-12</w:t>
       <w:br/>
       <w:br/>
     </w:r>

--- a/tillsyn/A 60080-2025 tillsynsbegäran.docx
+++ b/tillsyn/A 60080-2025 tillsynsbegäran.docx
@@ -276,7 +276,7 @@
     <w:r>
       <w:tab/>
       <w:tab/>
-      <w:t>2026-09-12</w:t>
+      <w:t>2026-09-13</w:t>
       <w:br/>
       <w:br/>
     </w:r>
